--- a/pr-preview/pr-263/chapters/defining-terms-tracked-changes.docx
+++ b/pr-preview/pr-263/chapters/defining-terms-tracked-changes.docx
@@ -26,7 +26,7 @@
       </w:pPr>
       <w:ins w:id="2" w:author="PR Preview" w:date="2026-01-01T00:00:00Z">
         <w:r>
-          <w:t xml:space="preserve">Last modified: 2026-10-17 02:11:43 (PDT)</w:t>
+          <w:t xml:space="preserve">Last modified: 2026-10-17 02:21:38 (PDT)</w:t>
         </w:r>
       </w:ins>
     </w:p>
@@ -6220,7 +6220,7 @@
       </w:ins>
       <w:ins w:id="32" w:author="PR Preview" w:date="2026-01-01T00:00:00Z">
         <w:r>
-          <w:t xml:space="preserve">The candidate counterpart is</w:t>
+          <w:t xml:space="preserve">When no f form exists for the function,</w:t>
         </w:r>
       </w:ins>
       <w:ins w:id="33" w:author="PR Preview" w:date="2026-01-01T00:00:00Z">
@@ -6230,27 +6230,19 @@
       </w:ins>
       <w:ins w:id="34" w:author="PR Preview" w:date="2026-01-01T00:00:00Z">
         <w:r>
-          <w:rPr>
-            <w:rStyle w:val="VerbatimChar"/>
-          </w:rPr>
-          <w:t xml:space="preserve">\candprocf{l}{D}</w:t>
+          <w:t xml:space="preserve">add it in the macros repository first,</w:t>
         </w:r>
       </w:ins>
       <w:ins w:id="35" w:author="PR Preview" w:date="2026-01-01T00:00:00Z">
         <w:r>
-          <w:t xml:space="preserve">, which prints the model that candidate</w:t>
+          <w:t xml:space="preserve"> </w:t>
         </w:r>
       </w:ins>
       <w:ins w:id="36" w:author="PR Preview" w:date="2026-01-01T00:00:00Z">
         <w:r>
-          <w:t xml:space="preserve"> </w:t>
+          <w:t xml:space="preserve">then bump the pin and use it,</w:t>
         </w:r>
       </w:ins>
-      <m:oMath>
-        <m:r>
-          <m:t>l</m:t>
-        </m:r>
-      </m:oMath>
       <w:ins w:id="37" w:author="PR Preview" w:date="2026-01-01T00:00:00Z">
         <w:r>
           <w:t xml:space="preserve"> </w:t>
@@ -6258,7 +6250,7 @@
       </w:ins>
       <w:ins w:id="38" w:author="PR Preview" w:date="2026-01-01T00:00:00Z">
         <w:r>
-          <w:t xml:space="preserve">fits to the data set</w:t>
+          <w:t xml:space="preserve">as for any new macro.</w:t>
         </w:r>
       </w:ins>
       <w:ins w:id="39" w:author="PR Preview" w:date="2026-01-01T00:00:00Z">
@@ -6266,14 +6258,9 @@
           <w:t xml:space="preserve"> </w:t>
         </w:r>
       </w:ins>
-      <m:oMath>
-        <m:r>
-          <m:t>D</m:t>
-        </m:r>
-      </m:oMath>
       <w:ins w:id="40" w:author="PR Preview" w:date="2026-01-01T00:00:00Z">
         <w:r>
-          <w:t xml:space="preserve">.</w:t>
+          <w:t xml:space="preserve">Check first that no macro already prints the notation,</w:t>
         </w:r>
       </w:ins>
       <w:ins w:id="41" w:author="PR Preview" w:date="2026-01-01T00:00:00Z">
@@ -6283,7 +6270,7 @@
       </w:ins>
       <w:ins w:id="42" w:author="PR Preview" w:date="2026-01-01T00:00:00Z">
         <w:r>
-          <w:t xml:space="preserve">When no f form exists for the function,</w:t>
+          <w:t xml:space="preserve">as</w:t>
         </w:r>
       </w:ins>
       <w:ins w:id="43" w:author="PR Preview" w:date="2026-01-01T00:00:00Z">
@@ -6293,7 +6280,10 @@
       </w:ins>
       <w:ins w:id="44" w:author="PR Preview" w:date="2026-01-01T00:00:00Z">
         <w:r>
-          <w:t xml:space="preserve">add it in the macros repository first,</w:t>
+          <w:rPr>
+            <w:rStyle w:val="VerbatimChar"/>
+          </w:rPr>
+          <w:t xml:space="preserve">\candfitted{l}</w:t>
         </w:r>
       </w:ins>
       <w:ins w:id="45" w:author="PR Preview" w:date="2026-01-01T00:00:00Z">
@@ -6303,7 +6293,7 @@
       </w:ins>
       <w:ins w:id="46" w:author="PR Preview" w:date="2026-01-01T00:00:00Z">
         <w:r>
-          <w:t xml:space="preserve">then bump the pin and use it,</w:t>
+          <w:t xml:space="preserve">already prints the fitted model of candidate</w:t>
         </w:r>
       </w:ins>
       <w:ins w:id="47" w:author="PR Preview" w:date="2026-01-01T00:00:00Z">
@@ -6311,9 +6301,24 @@
           <w:t xml:space="preserve"> </w:t>
         </w:r>
       </w:ins>
+      <m:oMath>
+        <m:r>
+          <m:t>l</m:t>
+        </m:r>
+      </m:oMath>
       <w:ins w:id="48" w:author="PR Preview" w:date="2026-01-01T00:00:00Z">
         <w:r>
-          <w:t xml:space="preserve">as for any new macro.</w:t>
+          <w:t xml:space="preserve">,</w:t>
+        </w:r>
+      </w:ins>
+      <w:ins w:id="49" w:author="PR Preview" w:date="2026-01-01T00:00:00Z">
+        <w:r>
+          <w:t xml:space="preserve"> </w:t>
+        </w:r>
+      </w:ins>
+      <w:ins w:id="50" w:author="PR Preview" w:date="2026-01-01T00:00:00Z">
+        <w:r>
+          <w:t xml:space="preserve">because a second macro for the same notation is not an f form.</w:t>
         </w:r>
       </w:ins>
     </w:p>

--- a/pr-preview/pr-263/chapters/defining-terms-tracked-changes.docx
+++ b/pr-preview/pr-263/chapters/defining-terms-tracked-changes.docx
@@ -26,7 +26,7 @@
       </w:pPr>
       <w:ins w:id="2" w:author="PR Preview" w:date="2026-01-01T00:00:00Z">
         <w:r>
-          <w:t xml:space="preserve">Last modified: 2026-10-17 02:21:38 (PDT)</w:t>
+          <w:t xml:space="preserve">Last modified: 2026-10-17 02:26:44 (PDT)</w:t>
         </w:r>
       </w:ins>
     </w:p>
@@ -6220,7 +6220,7 @@
       </w:ins>
       <w:ins w:id="32" w:author="PR Preview" w:date="2026-01-01T00:00:00Z">
         <w:r>
-          <w:t xml:space="preserve">When no f form exists for the function,</w:t>
+          <w:t xml:space="preserve">Before adding an f form, check that no macro already prints the notation:</w:t>
         </w:r>
       </w:ins>
       <w:ins w:id="33" w:author="PR Preview" w:date="2026-01-01T00:00:00Z">
@@ -6230,7 +6230,10 @@
       </w:ins>
       <w:ins w:id="34" w:author="PR Preview" w:date="2026-01-01T00:00:00Z">
         <w:r>
-          <w:t xml:space="preserve">add it in the macros repository first,</w:t>
+          <w:rPr>
+            <w:rStyle w:val="VerbatimChar"/>
+          </w:rPr>
+          <w:t xml:space="preserve">\candfitted{l}</w:t>
         </w:r>
       </w:ins>
       <w:ins w:id="35" w:author="PR Preview" w:date="2026-01-01T00:00:00Z">
@@ -6240,7 +6243,7 @@
       </w:ins>
       <w:ins w:id="36" w:author="PR Preview" w:date="2026-01-01T00:00:00Z">
         <w:r>
-          <w:t xml:space="preserve">then bump the pin and use it,</w:t>
+          <w:t xml:space="preserve">already prints the fitted model of candidate</w:t>
         </w:r>
       </w:ins>
       <w:ins w:id="37" w:author="PR Preview" w:date="2026-01-01T00:00:00Z">
@@ -6248,9 +6251,14 @@
           <w:t xml:space="preserve"> </w:t>
         </w:r>
       </w:ins>
+      <m:oMath>
+        <m:r>
+          <m:t>l</m:t>
+        </m:r>
+      </m:oMath>
       <w:ins w:id="38" w:author="PR Preview" w:date="2026-01-01T00:00:00Z">
         <w:r>
-          <w:t xml:space="preserve">as for any new macro.</w:t>
+          <w:t xml:space="preserve">,</w:t>
         </w:r>
       </w:ins>
       <w:ins w:id="39" w:author="PR Preview" w:date="2026-01-01T00:00:00Z">
@@ -6260,7 +6268,7 @@
       </w:ins>
       <w:ins w:id="40" w:author="PR Preview" w:date="2026-01-01T00:00:00Z">
         <w:r>
-          <w:t xml:space="preserve">Check first that no macro already prints the notation,</w:t>
+          <w:t xml:space="preserve">and a second macro for the same notation is not an f form.</w:t>
         </w:r>
       </w:ins>
       <w:ins w:id="41" w:author="PR Preview" w:date="2026-01-01T00:00:00Z">
@@ -6270,7 +6278,7 @@
       </w:ins>
       <w:ins w:id="42" w:author="PR Preview" w:date="2026-01-01T00:00:00Z">
         <w:r>
-          <w:t xml:space="preserve">as</w:t>
+          <w:t xml:space="preserve">When no macro prints the notation,</w:t>
         </w:r>
       </w:ins>
       <w:ins w:id="43" w:author="PR Preview" w:date="2026-01-01T00:00:00Z">
@@ -6280,10 +6288,7 @@
       </w:ins>
       <w:ins w:id="44" w:author="PR Preview" w:date="2026-01-01T00:00:00Z">
         <w:r>
-          <w:rPr>
-            <w:rStyle w:val="VerbatimChar"/>
-          </w:rPr>
-          <w:t xml:space="preserve">\candfitted{l}</w:t>
+          <w:t xml:space="preserve">add the f form in the macros repository first,</w:t>
         </w:r>
       </w:ins>
       <w:ins w:id="45" w:author="PR Preview" w:date="2026-01-01T00:00:00Z">
@@ -6293,7 +6298,7 @@
       </w:ins>
       <w:ins w:id="46" w:author="PR Preview" w:date="2026-01-01T00:00:00Z">
         <w:r>
-          <w:t xml:space="preserve">already prints the fitted model of candidate</w:t>
+          <w:t xml:space="preserve">then bump the pin and use it,</w:t>
         </w:r>
       </w:ins>
       <w:ins w:id="47" w:author="PR Preview" w:date="2026-01-01T00:00:00Z">
@@ -6301,24 +6306,9 @@
           <w:t xml:space="preserve"> </w:t>
         </w:r>
       </w:ins>
-      <m:oMath>
-        <m:r>
-          <m:t>l</m:t>
-        </m:r>
-      </m:oMath>
       <w:ins w:id="48" w:author="PR Preview" w:date="2026-01-01T00:00:00Z">
         <w:r>
-          <w:t xml:space="preserve">,</w:t>
-        </w:r>
-      </w:ins>
-      <w:ins w:id="49" w:author="PR Preview" w:date="2026-01-01T00:00:00Z">
-        <w:r>
-          <w:t xml:space="preserve"> </w:t>
-        </w:r>
-      </w:ins>
-      <w:ins w:id="50" w:author="PR Preview" w:date="2026-01-01T00:00:00Z">
-        <w:r>
-          <w:t xml:space="preserve">because a second macro for the same notation is not an f form.</w:t>
+          <w:t xml:space="preserve">as for any new macro.</w:t>
         </w:r>
       </w:ins>
     </w:p>
